--- a/companies/meridian-actuarial/People/2020.06.20 - Onboarding - Michelle Banks.docx
+++ b/companies/meridian-actuarial/People/2020.06.20 - Onboarding - Michelle Banks.docx
@@ -3,31 +3,52 @@
 <w:document xmlns:wpc="http://schemas.microsoft.com/office/word/2010/wordprocessingCanvas" xmlns:mo="http://schemas.microsoft.com/office/mac/office/2008/main" xmlns:mc="http://schemas.openxmlformats.org/markup-compatibility/2006" xmlns:mv="urn:schemas-microsoft-com:mac:vml" xmlns:o="urn:schemas-microsoft-com:office:office" xmlns:r="http://schemas.openxmlformats.org/officeDocument/2006/relationships" xmlns:m="http://schemas.openxmlformats.org/officeDocument/2006/math" xmlns:v="urn:schemas-microsoft-com:vml" xmlns:wp14="http://schemas.microsoft.com/office/word/2010/wordprocessingDrawing" xmlns:wp="http://schemas.openxmlformats.org/drawingml/2006/wordprocessingDrawing" xmlns:w10="urn:schemas-microsoft-com:office:word" xmlns:w="http://schemas.openxmlformats.org/wordprocessingml/2006/main" xmlns:w14="http://schemas.microsoft.com/office/word/2010/wordml" xmlns:wpg="http://schemas.microsoft.com/office/word/2010/wordprocessingGroup" xmlns:wpi="http://schemas.microsoft.com/office/word/2010/wordprocessingInk" xmlns:wne="http://schemas.microsoft.com/office/word/2006/wordml" xmlns:wps="http://schemas.microsoft.com/office/word/2010/wordprocessingShape" mc:Ignorable="w14 wp14">
   <w:body>
     <w:p>
-      <w:pPr>
-        <w:pStyle w:val="Heading1"/>
-      </w:pPr>
       <w:r>
-        <w:t>Onboarding Record: Michelle Banks</w:t>
+        <w:t>Michelle Banks, we are glad to have you with us. I like to put a new colleague's first weeks in writing, so that you are not left reconstructing how the place works from whatever you happen to overhear. This is the short version.</w:t>
       </w:r>
     </w:p>
     <w:p>
       <w:r>
-        <w:t>Michelle Banks joins the firm as an Actuarial Associate in the consulting practice. Her start comes at a time when the office is not fully occupied, so her first weeks will run remotely. That is not how any of us would choose to bring someone in, and it puts an obligation on the staff rather than on her: she cannot learn how this practice works by overhearing it, so it will have to be said out loud.</w:t>
+        <w:t>You come in as an Actuarial Associate on the consulting side. Your early work is the intake end of a valuation: taking in the client data, getting it into shape, and running the first calculations off it before any of it reaches a report. You will report to Jennifer Vasquez, our Consulting Actuary, who sets the valuation schedule and is your first stop when a file or an assumption does not sit right. She will hand you your assignments and answer the questions that come up early.</w:t>
       </w:r>
     </w:p>
     <w:p>
       <w:r>
-        <w:t>Her work will be valuation support: census and asset file intake, testing and reconciliation, exhibit preparation, and the working papers behind all of it. She sits with the consulting staff and her work is reviewed by a credentialed actuary before it leaves, which is the rule and not a comment. Remote access to the engagement files, her network account, and timekeeping are to be arranged before her first day. Benefits enrollment and the exam support policy come from the practice manager in the first week. Client data does not move outside the firm's systems, and the fact that the systems are being reached from a kitchen table this year does not change the rule; if anything it makes it worth restating.</w:t>
+        <w:t>A few things for the early weeks:</w:t>
+      </w:r>
+    </w:p>
+    <w:p>
+      <w:pPr>
+        <w:pStyle w:val="ListBullet"/>
+      </w:pPr>
+      <w:r>
+        <w:t>Start inside a live workbook and follow a valuation from the raw client file to the finished exhibit. The mechanics come first, and the judgment comes later; there is no rush to it.</w:t>
+      </w:r>
+    </w:p>
+    <w:p>
+      <w:pPr>
+        <w:pStyle w:val="ListBullet"/>
+      </w:pPr>
+      <w:r>
+        <w:t>When a number does not tie or a data file raises a question, write the question down and bring it up. We would far rather see an open question named than an answer guessed at.</w:t>
+      </w:r>
+    </w:p>
+    <w:p>
+      <w:pPr>
+        <w:pStyle w:val="ListBullet"/>
+      </w:pPr>
+      <w:r>
+        <w:t>Read our reports alongside the workbooks that feed them. The careful language of a report is a skill of its own, and you will pick it up faster by seeing which figure in the exhibit each sentence is standing on.</w:t>
       </w:r>
     </w:p>
     <w:p>
       <w:r>
-        <w:t>What I told her, I will put in the file. Document as you go, so that a reviewer can retrace the steps without telephoning you to ask what you did; this matters more than usual while nobody is sitting within reach of anybody else. Keep what you measured separate from what you assumed, in the working papers and not only in the report, because by the time it reaches the report it is too late to reconstruct which was which. And expect to be slower than you think you should be for the first several cycles. Associates who are fast in their first year are usually fast because they are not checking. Michelle Banks appears disinclined to that particular error, which is the correct disposition for this work and one we have no intention of training out of her.</w:t>
+        <w:t>It helps to know whom the work serves. Our clients are boards, trustees, and an insurer who have to fund promises that come due decades from now, and they build real decisions on the numbers we hand them. That is why we are careful to the point of tedium about the data underneath. The reconciliation you will start on is not clerical work; it is the foundation the opinion stands on. Find me in your first week and we will walk a current valuation together. Welcome aboard.</w:t>
       </w:r>
     </w:p>
     <w:p>
       <w:r>
-        <w:t>Robert Lawrence, Managing Actuary, for the file.</w:t>
+        <w:t>Robert Lawrence, Managing Actuary</w:t>
       </w:r>
     </w:p>
     <w:sectPr>
